--- a/samples/spec_en.docx
+++ b/samples/spec_en.docx
@@ -51,6 +51,35 @@
     <w:p>
       <w:r>
         <w:t>The evaluation ambient humidity shall be within the range of 33 to 53 %RH, with a center value of 43 %RH.</w:t>
+      </w:r>
+    </w:p>
+    <w:p>
+      <w:r>
+        <w:t>Charge temperature ranges:</w:t>
+      </w:r>
+      <w:r>
+        <w:br/>
+      </w:r>
+      <w:r>
+        <w:t>-5~5℃, 0.1C(4.55V)</w:t>
+      </w:r>
+      <w:r>
+        <w:br/>
+      </w:r>
+      <w:r>
+        <w:t>5~12℃, 0.3C(4.55V)</w:t>
+      </w:r>
+      <w:r>
+        <w:br/>
+      </w:r>
+      <w:r>
+        <w:t>12~15℃, 0.7C(4.55V)</w:t>
+      </w:r>
+      <w:r>
+        <w:br/>
+      </w:r>
+      <w:r>
+        <w:t>15~45℃, 1.2C(4.20V)</w:t>
       </w:r>
     </w:p>
     <w:p>

--- a/samples/spec_en.docx
+++ b/samples/spec_en.docx
@@ -56,29 +56,13 @@
     <w:p>
       <w:r>
         <w:t>Charge temperature ranges:</w:t>
-      </w:r>
-      <w:r>
         <w:br/>
-      </w:r>
-      <w:r>
         <w:t>-5~5℃, 0.1C(4.55V)</w:t>
-      </w:r>
-      <w:r>
         <w:br/>
-      </w:r>
-      <w:r>
         <w:t>5~12℃, 0.3C(4.55V)</w:t>
-      </w:r>
-      <w:r>
         <w:br/>
-      </w:r>
-      <w:r>
         <w:t>12~15℃, 0.7C(4.55V)</w:t>
-      </w:r>
-      <w:r>
         <w:br/>
-      </w:r>
-      <w:r>
         <w:t>15~45℃, 1.2C(4.20V)</w:t>
       </w:r>
     </w:p>
@@ -294,6 +278,2410 @@
         </w:tc>
       </w:tr>
     </w:tbl>
+    <w:p>
+      <w:pPr>
+        <w:pStyle w:val="Heading3"/>
+      </w:pPr>
+      <w:r>
+        <w:t>2.3 General Specification</w:t>
+      </w:r>
+    </w:p>
+    <w:tbl>
+      <w:tblPr>
+        <w:tblStyle w:val="TableGrid"/>
+        <w:tblW w:type="auto" w:w="0"/>
+        <w:tblLook w:firstColumn="1" w:firstRow="1" w:lastColumn="0" w:lastRow="0" w:noHBand="0" w:noVBand="1" w:val="04A0"/>
+      </w:tblPr>
+      <w:tblGrid>
+        <w:gridCol w:w="2160"/>
+        <w:gridCol w:w="2160"/>
+        <w:gridCol w:w="2160"/>
+        <w:gridCol w:w="2160"/>
+      </w:tblGrid>
+      <w:tr>
+        <w:tc>
+          <w:tcPr>
+            <w:tcW w:type="dxa" w:w="2160"/>
+          </w:tcPr>
+          <w:p>
+            <w:r>
+              <w:t>No.</w:t>
+            </w:r>
+          </w:p>
+        </w:tc>
+        <w:tc>
+          <w:tcPr>
+            <w:tcW w:type="dxa" w:w="2160"/>
+          </w:tcPr>
+          <w:p>
+            <w:r>
+              <w:t>Item</w:t>
+            </w:r>
+          </w:p>
+        </w:tc>
+        <w:tc>
+          <w:tcPr>
+            <w:tcW w:type="dxa" w:w="2160"/>
+          </w:tcPr>
+          <w:p>
+            <w:r>
+              <w:t>Definition</w:t>
+            </w:r>
+          </w:p>
+        </w:tc>
+        <w:tc>
+          <w:tcPr>
+            <w:tcW w:type="dxa" w:w="2160"/>
+          </w:tcPr>
+          <w:p>
+            <w:r>
+              <w:t>Specifications</w:t>
+            </w:r>
+          </w:p>
+        </w:tc>
+      </w:tr>
+      <w:tr>
+        <w:tc>
+          <w:tcPr>
+            <w:tcW w:type="dxa" w:w="2160"/>
+          </w:tcPr>
+          <w:p>
+            <w:r>
+              <w:t>2.3.1</w:t>
+            </w:r>
+          </w:p>
+        </w:tc>
+        <w:tc>
+          <w:tcPr>
+            <w:tcW w:type="dxa" w:w="2160"/>
+          </w:tcPr>
+          <w:p>
+            <w:r>
+              <w:t>Capacity</w:t>
+            </w:r>
+          </w:p>
+        </w:tc>
+        <w:tc>
+          <w:tcPr>
+            <w:tcW w:type="dxa" w:w="2160"/>
+          </w:tcPr>
+          <w:p>
+            <w:r>
+              <w:t>Rated</w:t>
+              <w:br/>
+              <w:t>Std. discharge capacity and criterion of C-rate</w:t>
+            </w:r>
+          </w:p>
+        </w:tc>
+        <w:tc>
+          <w:tcPr>
+            <w:tcW w:type="dxa" w:w="2160"/>
+          </w:tcPr>
+          <w:p>
+            <w:r>
+              <w:t>1,150mAh</w:t>
+            </w:r>
+          </w:p>
+        </w:tc>
+      </w:tr>
+      <w:tr>
+        <w:tc>
+          <w:tcPr>
+            <w:tcW w:type="dxa" w:w="2160"/>
+          </w:tcPr>
+          <w:p>
+            <w:r/>
+          </w:p>
+        </w:tc>
+        <w:tc>
+          <w:tcPr>
+            <w:tcW w:type="dxa" w:w="2160"/>
+          </w:tcPr>
+          <w:p>
+            <w:r/>
+          </w:p>
+        </w:tc>
+        <w:tc>
+          <w:tcPr>
+            <w:tcW w:type="dxa" w:w="2160"/>
+          </w:tcPr>
+          <w:p>
+            <w:r>
+              <w:t>Typ.</w:t>
+            </w:r>
+          </w:p>
+        </w:tc>
+        <w:tc>
+          <w:tcPr>
+            <w:tcW w:type="dxa" w:w="2160"/>
+          </w:tcPr>
+          <w:p>
+            <w:r>
+              <w:t>1,185mAh</w:t>
+            </w:r>
+          </w:p>
+        </w:tc>
+      </w:tr>
+      <w:tr>
+        <w:tc>
+          <w:tcPr>
+            <w:tcW w:type="dxa" w:w="2160"/>
+          </w:tcPr>
+          <w:p>
+            <w:r>
+              <w:t>2.3.2</w:t>
+            </w:r>
+          </w:p>
+        </w:tc>
+        <w:tc>
+          <w:tcPr>
+            <w:tcW w:type="dxa" w:w="2160"/>
+          </w:tcPr>
+          <w:p>
+            <w:r>
+              <w:t>Energy Density (E/D)</w:t>
+            </w:r>
+          </w:p>
+        </w:tc>
+        <w:tc>
+          <w:tcPr>
+            <w:tcW w:type="dxa" w:w="2160"/>
+          </w:tcPr>
+          <w:p>
+            <w:r>
+              <w:t>(Min capacity X Nominal Voltage) / max Volume X1000</w:t>
+              <w:br/>
+              <w:t>(Without side type)</w:t>
+              <w:br/>
+              <w:t>* Standard E/D :1st Vendor</w:t>
+              <w:br/>
+              <w:t>* Max Volume at SOC for ex-factory condition.</w:t>
+            </w:r>
+          </w:p>
+        </w:tc>
+        <w:tc>
+          <w:tcPr>
+            <w:tcW w:type="dxa" w:w="2160"/>
+          </w:tcPr>
+          <w:p>
+            <w:r>
+              <w:t>697WH/L</w:t>
+            </w:r>
+          </w:p>
+        </w:tc>
+      </w:tr>
+      <w:tr>
+        <w:tc>
+          <w:tcPr>
+            <w:tcW w:type="dxa" w:w="2160"/>
+          </w:tcPr>
+          <w:p>
+            <w:r>
+              <w:t>2.3.3</w:t>
+            </w:r>
+          </w:p>
+        </w:tc>
+        <w:tc>
+          <w:tcPr>
+            <w:tcW w:type="dxa" w:w="2160"/>
+          </w:tcPr>
+          <w:p>
+            <w:r>
+              <w:t>Nominal voltage</w:t>
+            </w:r>
+          </w:p>
+        </w:tc>
+        <w:tc>
+          <w:tcPr>
+            <w:tcW w:type="dxa" w:w="2160"/>
+          </w:tcPr>
+          <w:p>
+            <w:r>
+              <w:t>Mean operation voltage during standard discharge after standard charge</w:t>
+            </w:r>
+          </w:p>
+        </w:tc>
+        <w:tc>
+          <w:tcPr>
+            <w:tcW w:type="dxa" w:w="2160"/>
+          </w:tcPr>
+          <w:p>
+            <w:r>
+              <w:t>3.89V</w:t>
+            </w:r>
+          </w:p>
+        </w:tc>
+      </w:tr>
+      <w:tr>
+        <w:tc>
+          <w:tcPr>
+            <w:tcW w:type="dxa" w:w="2160"/>
+          </w:tcPr>
+          <w:p>
+            <w:r>
+              <w:t>2.3.4</w:t>
+            </w:r>
+          </w:p>
+        </w:tc>
+        <w:tc>
+          <w:tcPr>
+            <w:tcW w:type="dxa" w:w="2160"/>
+          </w:tcPr>
+          <w:p>
+            <w:r>
+              <w:t>Charging Method</w:t>
+            </w:r>
+          </w:p>
+        </w:tc>
+        <w:tc>
+          <w:tcPr>
+            <w:tcW w:type="dxa" w:w="2160"/>
+          </w:tcPr>
+          <w:p>
+            <w:r>
+              <w:t>CC-CV(constant voltage with limited current)</w:t>
+            </w:r>
+          </w:p>
+        </w:tc>
+        <w:tc>
+          <w:tcPr>
+            <w:tcW w:type="dxa" w:w="2160"/>
+          </w:tcPr>
+          <w:p>
+            <w:r>
+              <w:t>CC-CV</w:t>
+            </w:r>
+          </w:p>
+        </w:tc>
+      </w:tr>
+      <w:tr>
+        <w:tc>
+          <w:tcPr>
+            <w:tcW w:type="dxa" w:w="2160"/>
+          </w:tcPr>
+          <w:p>
+            <w:r>
+              <w:t>2.3.5</w:t>
+            </w:r>
+          </w:p>
+        </w:tc>
+        <w:tc>
+          <w:tcPr>
+            <w:tcW w:type="dxa" w:w="2160"/>
+          </w:tcPr>
+          <w:p>
+            <w:r>
+              <w:t>Standard charge</w:t>
+            </w:r>
+          </w:p>
+        </w:tc>
+        <w:tc>
+          <w:tcPr>
+            <w:tcW w:type="dxa" w:w="2160"/>
+          </w:tcPr>
+          <w:p>
+            <w:r>
+              <w:t>Charge voltage</w:t>
+              <w:br/>
+              <w:t>Charge current</w:t>
+              <w:br/>
+              <w:t>Cutoff condition</w:t>
+            </w:r>
+          </w:p>
+        </w:tc>
+        <w:tc>
+          <w:tcPr>
+            <w:tcW w:type="dxa" w:w="2160"/>
+          </w:tcPr>
+          <w:p>
+            <w:r>
+              <w:t>4.55V</w:t>
+              <w:br/>
+              <w:t>230mA (0.2C)</w:t>
+              <w:br/>
+              <w:t>23mA (0.02C)</w:t>
+            </w:r>
+          </w:p>
+        </w:tc>
+      </w:tr>
+      <w:tr>
+        <w:tc>
+          <w:tcPr>
+            <w:tcW w:type="dxa" w:w="2160"/>
+          </w:tcPr>
+          <w:p>
+            <w:r>
+              <w:t>2.3.6</w:t>
+            </w:r>
+          </w:p>
+        </w:tc>
+        <w:tc>
+          <w:tcPr>
+            <w:tcW w:type="dxa" w:w="2160"/>
+          </w:tcPr>
+          <w:p>
+            <w:r>
+              <w:t>Standard discharge</w:t>
+            </w:r>
+          </w:p>
+        </w:tc>
+        <w:tc>
+          <w:tcPr>
+            <w:tcW w:type="dxa" w:w="2160"/>
+          </w:tcPr>
+          <w:p>
+            <w:r>
+              <w:t>Discharge current</w:t>
+              <w:br/>
+              <w:t>Cutoff voltage</w:t>
+            </w:r>
+          </w:p>
+        </w:tc>
+        <w:tc>
+          <w:tcPr>
+            <w:tcW w:type="dxa" w:w="2160"/>
+          </w:tcPr>
+          <w:p>
+            <w:r>
+              <w:t>230mA(0.2C)</w:t>
+              <w:br/>
+              <w:t>3.0V</w:t>
+            </w:r>
+          </w:p>
+        </w:tc>
+      </w:tr>
+      <w:tr>
+        <w:tc>
+          <w:tcPr>
+            <w:tcW w:type="dxa" w:w="2160"/>
+          </w:tcPr>
+          <w:p>
+            <w:r>
+              <w:t>2.3.23</w:t>
+            </w:r>
+          </w:p>
+        </w:tc>
+        <w:tc>
+          <w:tcPr>
+            <w:tcW w:type="dxa" w:w="2160"/>
+          </w:tcPr>
+          <w:p>
+            <w:r>
+              <w:t>Operating Protocol in different Temperatures</w:t>
+            </w:r>
+          </w:p>
+        </w:tc>
+        <w:tc>
+          <w:tcPr>
+            <w:tcW w:type="dxa" w:w="2160"/>
+          </w:tcPr>
+          <w:p>
+            <w:r>
+              <w:t>Cell charge protocol by different temperature range</w:t>
+            </w:r>
+          </w:p>
+        </w:tc>
+        <w:tc>
+          <w:tcPr>
+            <w:tcW w:type="dxa" w:w="2160"/>
+          </w:tcPr>
+          <w:p>
+            <w:r>
+              <w:t>-5~5°C, 0.1C(4.55V)</w:t>
+              <w:br/>
+              <w:t>5~12°C, 0.3C(4.55V)</w:t>
+              <w:br/>
+              <w:t>12~15°C, 0.8C(4.55V)</w:t>
+              <w:br/>
+              <w:t>15~45°C, 1.3C(4.10V)</w:t>
+              <w:br/>
+              <w:t>1.1C(4.28V)</w:t>
+              <w:br/>
+              <w:t>0.8C(4.55V)</w:t>
+              <w:br/>
+              <w:t>45~55°C, 0.8C(4.28V)</w:t>
+            </w:r>
+          </w:p>
+        </w:tc>
+      </w:tr>
+    </w:tbl>
+    <w:p>
+      <w:pPr>
+        <w:pStyle w:val="Heading2"/>
+      </w:pPr>
+      <w:r>
+        <w:t>3. Measurement and Sampling</w:t>
+      </w:r>
+    </w:p>
+    <w:p>
+      <w:r>
+        <w:t>Cell thickness shall be measured by the flat plate method under a load of 300 gf, held for 10 seconds.</w:t>
+      </w:r>
+    </w:p>
+    <w:p>
+      <w:r>
+        <w:t>Samples for the life evaluation shall be selected in accordance with the internal sampling plan.</w:t>
+      </w:r>
+    </w:p>
+    <w:p>
+      <w:pPr>
+        <w:pStyle w:val="Heading2"/>
+      </w:pPr>
+      <w:r>
+        <w:t>4. Dimensions and Weight</w:t>
+      </w:r>
+    </w:p>
+    <w:p>
+      <w:r>
+        <w:t>All dimensions are measured at 25 °C after the cell has been left at rest for 2 hours.</w:t>
+      </w:r>
+    </w:p>
+    <w:tbl>
+      <w:tblPr>
+        <w:tblStyle w:val="TableGrid"/>
+        <w:tblW w:type="auto" w:w="0"/>
+        <w:tblLook w:firstColumn="1" w:firstRow="1" w:lastColumn="0" w:lastRow="0" w:noHBand="0" w:noVBand="1" w:val="04A0"/>
+      </w:tblPr>
+      <w:tblGrid>
+        <w:gridCol w:w="1728"/>
+        <w:gridCol w:w="1728"/>
+        <w:gridCol w:w="1728"/>
+        <w:gridCol w:w="1728"/>
+        <w:gridCol w:w="1728"/>
+      </w:tblGrid>
+      <w:tr>
+        <w:tc>
+          <w:tcPr>
+            <w:tcW w:type="dxa" w:w="1728"/>
+          </w:tcPr>
+          <w:p>
+            <w:r>
+              <w:t>Item</w:t>
+            </w:r>
+          </w:p>
+        </w:tc>
+        <w:tc>
+          <w:tcPr>
+            <w:tcW w:type="dxa" w:w="1728"/>
+          </w:tcPr>
+          <w:p>
+            <w:r>
+              <w:t>Min</w:t>
+            </w:r>
+          </w:p>
+        </w:tc>
+        <w:tc>
+          <w:tcPr>
+            <w:tcW w:type="dxa" w:w="1728"/>
+          </w:tcPr>
+          <w:p>
+            <w:r>
+              <w:t>Typ</w:t>
+            </w:r>
+          </w:p>
+        </w:tc>
+        <w:tc>
+          <w:tcPr>
+            <w:tcW w:type="dxa" w:w="1728"/>
+          </w:tcPr>
+          <w:p>
+            <w:r>
+              <w:t>Max</w:t>
+            </w:r>
+          </w:p>
+        </w:tc>
+        <w:tc>
+          <w:tcPr>
+            <w:tcW w:type="dxa" w:w="1728"/>
+          </w:tcPr>
+          <w:p>
+            <w:r>
+              <w:t>Unit</w:t>
+            </w:r>
+          </w:p>
+        </w:tc>
+      </w:tr>
+      <w:tr>
+        <w:tc>
+          <w:tcPr>
+            <w:tcW w:type="dxa" w:w="1728"/>
+          </w:tcPr>
+          <w:p>
+            <w:r>
+              <w:t>Fully charged thickness</w:t>
+            </w:r>
+          </w:p>
+        </w:tc>
+        <w:tc>
+          <w:tcPr>
+            <w:tcW w:type="dxa" w:w="1728"/>
+          </w:tcPr>
+          <w:p>
+            <w:r>
+              <w:t>4.35</w:t>
+            </w:r>
+          </w:p>
+        </w:tc>
+        <w:tc>
+          <w:tcPr>
+            <w:tcW w:type="dxa" w:w="1728"/>
+          </w:tcPr>
+          <w:p>
+            <w:r>
+              <w:t>4.45</w:t>
+            </w:r>
+          </w:p>
+        </w:tc>
+        <w:tc>
+          <w:tcPr>
+            <w:tcW w:type="dxa" w:w="1728"/>
+          </w:tcPr>
+          <w:p>
+            <w:r>
+              <w:t>4.55</w:t>
+            </w:r>
+          </w:p>
+        </w:tc>
+        <w:tc>
+          <w:tcPr>
+            <w:tcW w:type="dxa" w:w="1728"/>
+          </w:tcPr>
+          <w:p>
+            <w:r>
+              <w:t>mm</w:t>
+            </w:r>
+          </w:p>
+        </w:tc>
+      </w:tr>
+      <w:tr>
+        <w:tc>
+          <w:tcPr>
+            <w:tcW w:type="dxa" w:w="1728"/>
+          </w:tcPr>
+          <w:p>
+            <w:r>
+              <w:t>Shipping charged thickness</w:t>
+            </w:r>
+          </w:p>
+        </w:tc>
+        <w:tc>
+          <w:tcPr>
+            <w:tcW w:type="dxa" w:w="1728"/>
+          </w:tcPr>
+          <w:p>
+            <w:r>
+              <w:t>4.20</w:t>
+            </w:r>
+          </w:p>
+        </w:tc>
+        <w:tc>
+          <w:tcPr>
+            <w:tcW w:type="dxa" w:w="1728"/>
+          </w:tcPr>
+          <w:p>
+            <w:r>
+              <w:t>4.30</w:t>
+            </w:r>
+          </w:p>
+        </w:tc>
+        <w:tc>
+          <w:tcPr>
+            <w:tcW w:type="dxa" w:w="1728"/>
+          </w:tcPr>
+          <w:p>
+            <w:r>
+              <w:t>4.35</w:t>
+            </w:r>
+          </w:p>
+        </w:tc>
+        <w:tc>
+          <w:tcPr>
+            <w:tcW w:type="dxa" w:w="1728"/>
+          </w:tcPr>
+          <w:p>
+            <w:r>
+              <w:t>mm</w:t>
+            </w:r>
+          </w:p>
+        </w:tc>
+      </w:tr>
+      <w:tr>
+        <w:tc>
+          <w:tcPr>
+            <w:tcW w:type="dxa" w:w="1728"/>
+          </w:tcPr>
+          <w:p>
+            <w:r>
+              <w:t>Width</w:t>
+            </w:r>
+          </w:p>
+        </w:tc>
+        <w:tc>
+          <w:tcPr>
+            <w:tcW w:type="dxa" w:w="1728"/>
+          </w:tcPr>
+          <w:p>
+            <w:r>
+              <w:t>62.80</w:t>
+            </w:r>
+          </w:p>
+        </w:tc>
+        <w:tc>
+          <w:tcPr>
+            <w:tcW w:type="dxa" w:w="1728"/>
+          </w:tcPr>
+          <w:p>
+            <w:r>
+              <w:t>63.00</w:t>
+            </w:r>
+          </w:p>
+        </w:tc>
+        <w:tc>
+          <w:tcPr>
+            <w:tcW w:type="dxa" w:w="1728"/>
+          </w:tcPr>
+          <w:p>
+            <w:r>
+              <w:t>63.20</w:t>
+            </w:r>
+          </w:p>
+        </w:tc>
+        <w:tc>
+          <w:tcPr>
+            <w:tcW w:type="dxa" w:w="1728"/>
+          </w:tcPr>
+          <w:p>
+            <w:r>
+              <w:t>mm</w:t>
+            </w:r>
+          </w:p>
+        </w:tc>
+      </w:tr>
+      <w:tr>
+        <w:tc>
+          <w:tcPr>
+            <w:tcW w:type="dxa" w:w="1728"/>
+          </w:tcPr>
+          <w:p>
+            <w:r>
+              <w:t>Overall height</w:t>
+            </w:r>
+          </w:p>
+        </w:tc>
+        <w:tc>
+          <w:tcPr>
+            <w:tcW w:type="dxa" w:w="1728"/>
+          </w:tcPr>
+          <w:p>
+            <w:r>
+              <w:t>90.30</w:t>
+            </w:r>
+          </w:p>
+        </w:tc>
+        <w:tc>
+          <w:tcPr>
+            <w:tcW w:type="dxa" w:w="1728"/>
+          </w:tcPr>
+          <w:p>
+            <w:r>
+              <w:t>90.60</w:t>
+            </w:r>
+          </w:p>
+        </w:tc>
+        <w:tc>
+          <w:tcPr>
+            <w:tcW w:type="dxa" w:w="1728"/>
+          </w:tcPr>
+          <w:p>
+            <w:r>
+              <w:t>90.90</w:t>
+            </w:r>
+          </w:p>
+        </w:tc>
+        <w:tc>
+          <w:tcPr>
+            <w:tcW w:type="dxa" w:w="1728"/>
+          </w:tcPr>
+          <w:p>
+            <w:r>
+              <w:t>mm</w:t>
+            </w:r>
+          </w:p>
+        </w:tc>
+      </w:tr>
+      <w:tr>
+        <w:tc>
+          <w:tcPr>
+            <w:tcW w:type="dxa" w:w="1728"/>
+          </w:tcPr>
+          <w:p>
+            <w:r>
+              <w:t>Weight</w:t>
+            </w:r>
+          </w:p>
+        </w:tc>
+        <w:tc>
+          <w:tcPr>
+            <w:tcW w:type="dxa" w:w="1728"/>
+          </w:tcPr>
+          <w:p>
+            <w:r>
+              <w:t>21.5</w:t>
+            </w:r>
+          </w:p>
+        </w:tc>
+        <w:tc>
+          <w:tcPr>
+            <w:tcW w:type="dxa" w:w="1728"/>
+          </w:tcPr>
+          <w:p>
+            <w:r>
+              <w:t>22.0</w:t>
+            </w:r>
+          </w:p>
+        </w:tc>
+        <w:tc>
+          <w:tcPr>
+            <w:tcW w:type="dxa" w:w="1728"/>
+          </w:tcPr>
+          <w:p>
+            <w:r>
+              <w:t>22.5</w:t>
+            </w:r>
+          </w:p>
+        </w:tc>
+        <w:tc>
+          <w:tcPr>
+            <w:tcW w:type="dxa" w:w="1728"/>
+          </w:tcPr>
+          <w:p>
+            <w:r>
+              <w:t>g</w:t>
+            </w:r>
+          </w:p>
+        </w:tc>
+      </w:tr>
+      <w:tr>
+        <w:tc>
+          <w:tcPr>
+            <w:tcW w:type="dxa" w:w="1728"/>
+          </w:tcPr>
+          <w:p>
+            <w:r>
+              <w:t>Cathode tab position</w:t>
+            </w:r>
+          </w:p>
+        </w:tc>
+        <w:tc>
+          <w:tcPr>
+            <w:tcW w:type="dxa" w:w="1728"/>
+          </w:tcPr>
+          <w:p>
+            <w:r>
+              <w:t>12.4</w:t>
+            </w:r>
+          </w:p>
+        </w:tc>
+        <w:tc>
+          <w:tcPr>
+            <w:tcW w:type="dxa" w:w="1728"/>
+          </w:tcPr>
+          <w:p>
+            <w:r>
+              <w:t>12.7</w:t>
+            </w:r>
+          </w:p>
+        </w:tc>
+        <w:tc>
+          <w:tcPr>
+            <w:tcW w:type="dxa" w:w="1728"/>
+          </w:tcPr>
+          <w:p>
+            <w:r>
+              <w:t>13.0</w:t>
+            </w:r>
+          </w:p>
+        </w:tc>
+        <w:tc>
+          <w:tcPr>
+            <w:tcW w:type="dxa" w:w="1728"/>
+          </w:tcPr>
+          <w:p>
+            <w:r>
+              <w:t>mm</w:t>
+            </w:r>
+          </w:p>
+        </w:tc>
+      </w:tr>
+      <w:tr>
+        <w:tc>
+          <w:tcPr>
+            <w:tcW w:type="dxa" w:w="1728"/>
+          </w:tcPr>
+          <w:p>
+            <w:r>
+              <w:t>Anode tab position</w:t>
+            </w:r>
+          </w:p>
+        </w:tc>
+        <w:tc>
+          <w:tcPr>
+            <w:tcW w:type="dxa" w:w="1728"/>
+          </w:tcPr>
+          <w:p>
+            <w:r>
+              <w:t>24.9</w:t>
+            </w:r>
+          </w:p>
+        </w:tc>
+        <w:tc>
+          <w:tcPr>
+            <w:tcW w:type="dxa" w:w="1728"/>
+          </w:tcPr>
+          <w:p>
+            <w:r>
+              <w:t>25.0</w:t>
+            </w:r>
+          </w:p>
+        </w:tc>
+        <w:tc>
+          <w:tcPr>
+            <w:tcW w:type="dxa" w:w="1728"/>
+          </w:tcPr>
+          <w:p>
+            <w:r>
+              <w:t>25.5</w:t>
+            </w:r>
+          </w:p>
+        </w:tc>
+        <w:tc>
+          <w:tcPr>
+            <w:tcW w:type="dxa" w:w="1728"/>
+          </w:tcPr>
+          <w:p>
+            <w:r>
+              <w:t>mm</w:t>
+            </w:r>
+          </w:p>
+        </w:tc>
+      </w:tr>
+    </w:tbl>
+    <w:p>
+      <w:pPr>
+        <w:pStyle w:val="Heading2"/>
+      </w:pPr>
+      <w:r>
+        <w:t>5. Appearance and Workmanship</w:t>
+      </w:r>
+    </w:p>
+    <w:p>
+      <w:pPr>
+        <w:pStyle w:val="ListBullet"/>
+      </w:pPr>
+      <w:r>
+        <w:t>No electrolyte leakage shall be observed after 24 hours at 60 °C.</w:t>
+      </w:r>
+    </w:p>
+    <w:p>
+      <w:pPr>
+        <w:pStyle w:val="ListBullet"/>
+      </w:pPr>
+      <w:r>
+        <w:t>The cell surface shall be free from dents, scratches and contamination.</w:t>
+      </w:r>
+    </w:p>
+    <w:p>
+      <w:pPr>
+        <w:pStyle w:val="ListBullet"/>
+      </w:pPr>
+      <w:r>
+        <w:t>The PP strip height is approximately 3.</w:t>
+      </w:r>
+    </w:p>
+    <w:p>
+      <w:pPr>
+        <w:pStyle w:val="ListBullet"/>
+      </w:pPr>
+      <w:r>
+        <w:t>The top sealing strength shall be at least 45 N/15mm (typically 55 N/15mm).</w:t>
+      </w:r>
+    </w:p>
+    <w:p>
+      <w:pPr>
+        <w:pStyle w:val="ListBullet"/>
+      </w:pPr>
+      <w:r>
+        <w:t>The separator adhesion shall be no less than 0.08 N/mm.</w:t>
+      </w:r>
+    </w:p>
+    <w:p>
+      <w:pPr>
+        <w:pStyle w:val="ListBullet"/>
+      </w:pPr>
+      <w:r>
+        <w:t>No fire and no explosion shall occur in the limit test after the damp heat test.</w:t>
+      </w:r>
+    </w:p>
+    <w:p>
+      <w:pPr>
+        <w:pStyle w:val="ListBullet"/>
+      </w:pPr>
+      <w:r>
+        <w:t>No fire and no explosion shall occur in the limit test after the thermal shock test.</w:t>
+      </w:r>
+    </w:p>
+    <w:p>
+      <w:pPr>
+        <w:pStyle w:val="ListBullet"/>
+      </w:pPr>
+      <w:r>
+        <w:t>The pouch surface shall show a wetting tension of 38 dyn/cm or higher.</w:t>
+      </w:r>
+    </w:p>
+    <w:p>
+      <w:pPr>
+        <w:pStyle w:val="Heading2"/>
+      </w:pPr>
+      <w:r>
+        <w:t>6. Electrical Performance</w:t>
+      </w:r>
+    </w:p>
+    <w:tbl>
+      <w:tblPr>
+        <w:tblStyle w:val="TableGrid"/>
+        <w:tblW w:type="auto" w:w="0"/>
+        <w:tblLook w:firstColumn="1" w:firstRow="1" w:lastColumn="0" w:lastRow="0" w:noHBand="0" w:noVBand="1" w:val="04A0"/>
+      </w:tblPr>
+      <w:tblGrid>
+        <w:gridCol w:w="2160"/>
+        <w:gridCol w:w="2160"/>
+        <w:gridCol w:w="2160"/>
+        <w:gridCol w:w="2160"/>
+      </w:tblGrid>
+      <w:tr>
+        <w:tc>
+          <w:tcPr>
+            <w:tcW w:type="dxa" w:w="2160"/>
+          </w:tcPr>
+          <w:p>
+            <w:r>
+              <w:t>Item</w:t>
+            </w:r>
+          </w:p>
+        </w:tc>
+        <w:tc>
+          <w:tcPr>
+            <w:tcW w:type="dxa" w:w="2160"/>
+          </w:tcPr>
+          <w:p>
+            <w:r>
+              <w:t>Specification</w:t>
+            </w:r>
+          </w:p>
+        </w:tc>
+        <w:tc>
+          <w:tcPr>
+            <w:tcW w:type="dxa" w:w="2160"/>
+          </w:tcPr>
+          <w:p>
+            <w:r>
+              <w:t>Unit</w:t>
+            </w:r>
+          </w:p>
+        </w:tc>
+        <w:tc>
+          <w:tcPr>
+            <w:tcW w:type="dxa" w:w="2160"/>
+          </w:tcPr>
+          <w:p>
+            <w:r>
+              <w:t>Method</w:t>
+            </w:r>
+          </w:p>
+        </w:tc>
+      </w:tr>
+      <w:tr>
+        <w:tc>
+          <w:tcPr>
+            <w:tcW w:type="dxa" w:w="2160"/>
+          </w:tcPr>
+          <w:p>
+            <w:r>
+              <w:t>Shipping internal resistance</w:t>
+            </w:r>
+          </w:p>
+        </w:tc>
+        <w:tc>
+          <w:tcPr>
+            <w:tcW w:type="dxa" w:w="2160"/>
+          </w:tcPr>
+          <w:p>
+            <w:r>
+              <w:t>15 ~ 45 (typ. 30)</w:t>
+            </w:r>
+          </w:p>
+        </w:tc>
+        <w:tc>
+          <w:tcPr>
+            <w:tcW w:type="dxa" w:w="2160"/>
+          </w:tcPr>
+          <w:p>
+            <w:r>
+              <w:t>mΩ</w:t>
+            </w:r>
+          </w:p>
+        </w:tc>
+        <w:tc>
+          <w:tcPr>
+            <w:tcW w:type="dxa" w:w="2160"/>
+          </w:tcPr>
+          <w:p>
+            <w:r>
+              <w:t>MS-IR-001</w:t>
+            </w:r>
+          </w:p>
+        </w:tc>
+      </w:tr>
+      <w:tr>
+        <w:tc>
+          <w:tcPr>
+            <w:tcW w:type="dxa" w:w="2160"/>
+          </w:tcPr>
+          <w:p>
+            <w:r>
+              <w:t>Shipping open circuit voltage</w:t>
+            </w:r>
+          </w:p>
+        </w:tc>
+        <w:tc>
+          <w:tcPr>
+            <w:tcW w:type="dxa" w:w="2160"/>
+          </w:tcPr>
+          <w:p>
+            <w:r>
+              <w:t>3.83</w:t>
+            </w:r>
+          </w:p>
+        </w:tc>
+        <w:tc>
+          <w:tcPr>
+            <w:tcW w:type="dxa" w:w="2160"/>
+          </w:tcPr>
+          <w:p>
+            <w:r>
+              <w:t>-</w:t>
+            </w:r>
+          </w:p>
+        </w:tc>
+        <w:tc>
+          <w:tcPr>
+            <w:tcW w:type="dxa" w:w="2160"/>
+          </w:tcPr>
+          <w:p>
+            <w:r>
+              <w:t>MS-OCV-001</w:t>
+            </w:r>
+          </w:p>
+        </w:tc>
+      </w:tr>
+      <w:tr>
+        <w:tc>
+          <w:tcPr>
+            <w:tcW w:type="dxa" w:w="2160"/>
+          </w:tcPr>
+          <w:p>
+            <w:r>
+              <w:t>Shipping state of charge</w:t>
+            </w:r>
+          </w:p>
+        </w:tc>
+        <w:tc>
+          <w:tcPr>
+            <w:tcW w:type="dxa" w:w="2160"/>
+          </w:tcPr>
+          <w:p>
+            <w:r>
+              <w:t>33 ~ 37 (typ. 35)</w:t>
+            </w:r>
+          </w:p>
+        </w:tc>
+        <w:tc>
+          <w:tcPr>
+            <w:tcW w:type="dxa" w:w="2160"/>
+          </w:tcPr>
+          <w:p>
+            <w:r>
+              <w:t>%</w:t>
+            </w:r>
+          </w:p>
+        </w:tc>
+        <w:tc>
+          <w:tcPr>
+            <w:tcW w:type="dxa" w:w="2160"/>
+          </w:tcPr>
+          <w:p>
+            <w:r>
+              <w:t>MS-SOC-001</w:t>
+            </w:r>
+          </w:p>
+        </w:tc>
+      </w:tr>
+      <w:tr>
+        <w:tc>
+          <w:tcPr>
+            <w:tcW w:type="dxa" w:w="2160"/>
+          </w:tcPr>
+          <w:p>
+            <w:r>
+              <w:t>Standard capacity</w:t>
+            </w:r>
+          </w:p>
+        </w:tc>
+        <w:tc>
+          <w:tcPr>
+            <w:tcW w:type="dxa" w:w="2160"/>
+          </w:tcPr>
+          <w:p>
+            <w:r>
+              <w:t>&gt;= 1150 (typ. 1180)</w:t>
+            </w:r>
+          </w:p>
+        </w:tc>
+        <w:tc>
+          <w:tcPr>
+            <w:tcW w:type="dxa" w:w="2160"/>
+          </w:tcPr>
+          <w:p>
+            <w:r>
+              <w:t>mAh</w:t>
+            </w:r>
+          </w:p>
+        </w:tc>
+        <w:tc>
+          <w:tcPr>
+            <w:tcW w:type="dxa" w:w="2160"/>
+          </w:tcPr>
+          <w:p>
+            <w:r>
+              <w:t>MS-CP-001</w:t>
+            </w:r>
+          </w:p>
+        </w:tc>
+      </w:tr>
+      <w:tr>
+        <w:tc>
+          <w:tcPr>
+            <w:tcW w:type="dxa" w:w="2160"/>
+          </w:tcPr>
+          <w:p>
+            <w:r>
+              <w:t>Shipping capacity</w:t>
+            </w:r>
+          </w:p>
+        </w:tc>
+        <w:tc>
+          <w:tcPr>
+            <w:tcW w:type="dxa" w:w="2160"/>
+          </w:tcPr>
+          <w:p>
+            <w:r>
+              <w:t>About 30 % of the rated capacity</w:t>
+            </w:r>
+          </w:p>
+        </w:tc>
+        <w:tc>
+          <w:tcPr>
+            <w:tcW w:type="dxa" w:w="2160"/>
+          </w:tcPr>
+          <w:p>
+            <w:r>
+              <w:t>-</w:t>
+            </w:r>
+          </w:p>
+        </w:tc>
+        <w:tc>
+          <w:tcPr>
+            <w:tcW w:type="dxa" w:w="2160"/>
+          </w:tcPr>
+          <w:p>
+            <w:r>
+              <w:t>MS-CP-002</w:t>
+            </w:r>
+          </w:p>
+        </w:tc>
+      </w:tr>
+      <w:tr>
+        <w:tc>
+          <w:tcPr>
+            <w:tcW w:type="dxa" w:w="2160"/>
+          </w:tcPr>
+          <w:p>
+            <w:r>
+              <w:t>Rated capacity (electrical)</w:t>
+            </w:r>
+          </w:p>
+        </w:tc>
+        <w:tc>
+          <w:tcPr>
+            <w:tcW w:type="dxa" w:w="2160"/>
+          </w:tcPr>
+          <w:p>
+            <w:r>
+              <w:t>&gt;= 1150</w:t>
+            </w:r>
+          </w:p>
+        </w:tc>
+        <w:tc>
+          <w:tcPr>
+            <w:tcW w:type="dxa" w:w="2160"/>
+          </w:tcPr>
+          <w:p>
+            <w:r>
+              <w:t>mAh</w:t>
+            </w:r>
+          </w:p>
+        </w:tc>
+        <w:tc>
+          <w:tcPr>
+            <w:tcW w:type="dxa" w:w="2160"/>
+          </w:tcPr>
+          <w:p>
+            <w:r>
+              <w:t>MS-CP-001</w:t>
+            </w:r>
+          </w:p>
+        </w:tc>
+      </w:tr>
+      <w:tr>
+        <w:tc>
+          <w:tcPr>
+            <w:tcW w:type="dxa" w:w="2160"/>
+          </w:tcPr>
+          <w:p>
+            <w:r>
+              <w:t>GB/T capacity (1.0C charge)</w:t>
+            </w:r>
+          </w:p>
+        </w:tc>
+        <w:tc>
+          <w:tcPr>
+            <w:tcW w:type="dxa" w:w="2160"/>
+          </w:tcPr>
+          <w:p>
+            <w:r>
+              <w:t>&gt;= 1130</w:t>
+            </w:r>
+          </w:p>
+        </w:tc>
+        <w:tc>
+          <w:tcPr>
+            <w:tcW w:type="dxa" w:w="2160"/>
+          </w:tcPr>
+          <w:p>
+            <w:r>
+              <w:t>mAh</w:t>
+            </w:r>
+          </w:p>
+        </w:tc>
+        <w:tc>
+          <w:tcPr>
+            <w:tcW w:type="dxa" w:w="2160"/>
+          </w:tcPr>
+          <w:p>
+            <w:r>
+              <w:t>GB/T 18287</w:t>
+            </w:r>
+          </w:p>
+        </w:tc>
+      </w:tr>
+    </w:tbl>
+    <w:p>
+      <w:pPr>
+        <w:pStyle w:val="Heading2"/>
+      </w:pPr>
+      <w:r>
+        <w:t>7. Rate and Temperature Discharge</w:t>
+      </w:r>
+    </w:p>
+    <w:p>
+      <w:r>
+        <w:t>Retention is expressed as a percentage of the standard capacity.</w:t>
+      </w:r>
+    </w:p>
+    <w:tbl>
+      <w:tblPr>
+        <w:tblStyle w:val="TableGrid"/>
+        <w:tblW w:type="auto" w:w="0"/>
+        <w:tblLook w:firstColumn="1" w:firstRow="1" w:lastColumn="0" w:lastRow="0" w:noHBand="0" w:noVBand="1" w:val="04A0"/>
+      </w:tblPr>
+      <w:tblGrid>
+        <w:gridCol w:w="4320"/>
+        <w:gridCol w:w="4320"/>
+      </w:tblGrid>
+      <w:tr>
+        <w:tc>
+          <w:tcPr>
+            <w:tcW w:type="dxa" w:w="4320"/>
+          </w:tcPr>
+          <w:p>
+            <w:r>
+              <w:t>Condition</w:t>
+            </w:r>
+          </w:p>
+        </w:tc>
+        <w:tc>
+          <w:tcPr>
+            <w:tcW w:type="dxa" w:w="4320"/>
+          </w:tcPr>
+          <w:p>
+            <w:r>
+              <w:t>Retention</w:t>
+            </w:r>
+          </w:p>
+        </w:tc>
+      </w:tr>
+      <w:tr>
+        <w:tc>
+          <w:tcPr>
+            <w:tcW w:type="dxa" w:w="4320"/>
+          </w:tcPr>
+          <w:p>
+            <w:r>
+              <w:t>Rate discharge: 0.2C</w:t>
+            </w:r>
+          </w:p>
+        </w:tc>
+        <w:tc>
+          <w:tcPr>
+            <w:tcW w:type="dxa" w:w="4320"/>
+          </w:tcPr>
+          <w:p>
+            <w:r>
+              <w:t>&gt;= 99 %</w:t>
+            </w:r>
+          </w:p>
+        </w:tc>
+      </w:tr>
+      <w:tr>
+        <w:tc>
+          <w:tcPr>
+            <w:tcW w:type="dxa" w:w="4320"/>
+          </w:tcPr>
+          <w:p>
+            <w:r>
+              <w:t>Rate discharge: 1.0C</w:t>
+            </w:r>
+          </w:p>
+        </w:tc>
+        <w:tc>
+          <w:tcPr>
+            <w:tcW w:type="dxa" w:w="4320"/>
+          </w:tcPr>
+          <w:p>
+            <w:r>
+              <w:t>&gt;= 93 %</w:t>
+            </w:r>
+          </w:p>
+        </w:tc>
+      </w:tr>
+      <w:tr>
+        <w:tc>
+          <w:tcPr>
+            <w:tcW w:type="dxa" w:w="4320"/>
+          </w:tcPr>
+          <w:p>
+            <w:r>
+              <w:t>Temperature discharge at -20 °C</w:t>
+            </w:r>
+          </w:p>
+        </w:tc>
+        <w:tc>
+          <w:tcPr>
+            <w:tcW w:type="dxa" w:w="4320"/>
+          </w:tcPr>
+          <w:p>
+            <w:r>
+              <w:t>&gt;= 55 %</w:t>
+            </w:r>
+          </w:p>
+        </w:tc>
+      </w:tr>
+      <w:tr>
+        <w:tc>
+          <w:tcPr>
+            <w:tcW w:type="dxa" w:w="4320"/>
+          </w:tcPr>
+          <w:p>
+            <w:r>
+              <w:t>Temperature discharge at -10 °C</w:t>
+            </w:r>
+          </w:p>
+        </w:tc>
+        <w:tc>
+          <w:tcPr>
+            <w:tcW w:type="dxa" w:w="4320"/>
+          </w:tcPr>
+          <w:p>
+            <w:r>
+              <w:t>&gt;= 70 %</w:t>
+            </w:r>
+          </w:p>
+        </w:tc>
+      </w:tr>
+      <w:tr>
+        <w:tc>
+          <w:tcPr>
+            <w:tcW w:type="dxa" w:w="4320"/>
+          </w:tcPr>
+          <w:p>
+            <w:r>
+              <w:t>Temperature discharge at 55 °C</w:t>
+            </w:r>
+          </w:p>
+        </w:tc>
+        <w:tc>
+          <w:tcPr>
+            <w:tcW w:type="dxa" w:w="4320"/>
+          </w:tcPr>
+          <w:p>
+            <w:r>
+              <w:t>&gt;= 96 %</w:t>
+            </w:r>
+          </w:p>
+        </w:tc>
+      </w:tr>
+    </w:tbl>
+    <w:p>
+      <w:pPr>
+        <w:pStyle w:val="Heading2"/>
+      </w:pPr>
+      <w:r>
+        <w:t>8. Environmental Test Results</w:t>
+      </w:r>
+    </w:p>
+    <w:tbl>
+      <w:tblPr>
+        <w:tblStyle w:val="TableGrid"/>
+        <w:tblW w:type="auto" w:w="0"/>
+        <w:tblLook w:firstColumn="1" w:firstRow="1" w:lastColumn="0" w:lastRow="0" w:noHBand="0" w:noVBand="1" w:val="04A0"/>
+      </w:tblPr>
+      <w:tblGrid>
+        <w:gridCol w:w="2880"/>
+        <w:gridCol w:w="2880"/>
+        <w:gridCol w:w="2880"/>
+      </w:tblGrid>
+      <w:tr>
+        <w:tc>
+          <w:tcPr>
+            <w:tcW w:type="dxa" w:w="2880"/>
+          </w:tcPr>
+          <w:p>
+            <w:r>
+              <w:t>Test item</w:t>
+            </w:r>
+          </w:p>
+        </w:tc>
+        <w:tc>
+          <w:tcPr>
+            <w:tcW w:type="dxa" w:w="2880"/>
+          </w:tcPr>
+          <w:p>
+            <w:r>
+              <w:t>Criteria</w:t>
+            </w:r>
+          </w:p>
+        </w:tc>
+        <w:tc>
+          <w:tcPr>
+            <w:tcW w:type="dxa" w:w="2880"/>
+          </w:tcPr>
+          <w:p>
+            <w:r>
+              <w:t>Unit</w:t>
+            </w:r>
+          </w:p>
+        </w:tc>
+      </w:tr>
+      <w:tr>
+        <w:tc>
+          <w:tcPr>
+            <w:tcW w:type="dxa" w:w="2880"/>
+          </w:tcPr>
+          <w:p>
+            <w:r>
+              <w:t>Voltage drop after damp heat (2 h)</w:t>
+            </w:r>
+          </w:p>
+        </w:tc>
+        <w:tc>
+          <w:tcPr>
+            <w:tcW w:type="dxa" w:w="2880"/>
+          </w:tcPr>
+          <w:p>
+            <w:r>
+              <w:t>&lt;= 0.020</w:t>
+            </w:r>
+          </w:p>
+        </w:tc>
+        <w:tc>
+          <w:tcPr>
+            <w:tcW w:type="dxa" w:w="2880"/>
+          </w:tcPr>
+          <w:p>
+            <w:r>
+              <w:t>V</w:t>
+            </w:r>
+          </w:p>
+        </w:tc>
+      </w:tr>
+      <w:tr>
+        <w:tc>
+          <w:tcPr>
+            <w:tcW w:type="dxa" w:w="2880"/>
+          </w:tcPr>
+          <w:p>
+            <w:r>
+              <w:t>Voltage drop after damp heat (24 h)</w:t>
+            </w:r>
+          </w:p>
+        </w:tc>
+        <w:tc>
+          <w:tcPr>
+            <w:tcW w:type="dxa" w:w="2880"/>
+          </w:tcPr>
+          <w:p>
+            <w:r>
+              <w:t>&lt;= 0.030</w:t>
+            </w:r>
+          </w:p>
+        </w:tc>
+        <w:tc>
+          <w:tcPr>
+            <w:tcW w:type="dxa" w:w="2880"/>
+          </w:tcPr>
+          <w:p>
+            <w:r>
+              <w:t>V</w:t>
+            </w:r>
+          </w:p>
+        </w:tc>
+      </w:tr>
+      <w:tr>
+        <w:tc>
+          <w:tcPr>
+            <w:tcW w:type="dxa" w:w="2880"/>
+          </w:tcPr>
+          <w:p>
+            <w:r>
+              <w:t>Thickness increase after damp heat (2 h)</w:t>
+            </w:r>
+          </w:p>
+        </w:tc>
+        <w:tc>
+          <w:tcPr>
+            <w:tcW w:type="dxa" w:w="2880"/>
+          </w:tcPr>
+          <w:p>
+            <w:r>
+              <w:t>&lt;= 6</w:t>
+            </w:r>
+          </w:p>
+        </w:tc>
+        <w:tc>
+          <w:tcPr>
+            <w:tcW w:type="dxa" w:w="2880"/>
+          </w:tcPr>
+          <w:p>
+            <w:r>
+              <w:t>%</w:t>
+            </w:r>
+          </w:p>
+        </w:tc>
+      </w:tr>
+      <w:tr>
+        <w:tc>
+          <w:tcPr>
+            <w:tcW w:type="dxa" w:w="2880"/>
+          </w:tcPr>
+          <w:p>
+            <w:r>
+              <w:t>Appearance after damp heat</w:t>
+            </w:r>
+          </w:p>
+        </w:tc>
+        <w:tc>
+          <w:tcPr>
+            <w:tcW w:type="dxa" w:w="2880"/>
+          </w:tcPr>
+          <w:p>
+            <w:r>
+              <w:t>No swelling, leakage or discoloration</w:t>
+            </w:r>
+          </w:p>
+        </w:tc>
+        <w:tc>
+          <w:tcPr>
+            <w:tcW w:type="dxa" w:w="2880"/>
+          </w:tcPr>
+          <w:p>
+            <w:r>
+              <w:t>-</w:t>
+            </w:r>
+          </w:p>
+        </w:tc>
+      </w:tr>
+      <w:tr>
+        <w:tc>
+          <w:tcPr>
+            <w:tcW w:type="dxa" w:w="2880"/>
+          </w:tcPr>
+          <w:p>
+            <w:r>
+              <w:t>Capacity after damp heat (0.2C)</w:t>
+            </w:r>
+          </w:p>
+        </w:tc>
+        <w:tc>
+          <w:tcPr>
+            <w:tcW w:type="dxa" w:w="2880"/>
+          </w:tcPr>
+          <w:p>
+            <w:r>
+              <w:t>No significant capacity loss</w:t>
+            </w:r>
+          </w:p>
+        </w:tc>
+        <w:tc>
+          <w:tcPr>
+            <w:tcW w:type="dxa" w:w="2880"/>
+          </w:tcPr>
+          <w:p>
+            <w:r>
+              <w:t>-</w:t>
+            </w:r>
+          </w:p>
+        </w:tc>
+      </w:tr>
+      <w:tr>
+        <w:tc>
+          <w:tcPr>
+            <w:tcW w:type="dxa" w:w="2880"/>
+          </w:tcPr>
+          <w:p>
+            <w:r>
+              <w:t>Capacity after damp heat (1.0C)</w:t>
+            </w:r>
+          </w:p>
+        </w:tc>
+        <w:tc>
+          <w:tcPr>
+            <w:tcW w:type="dxa" w:w="2880"/>
+          </w:tcPr>
+          <w:p>
+            <w:r>
+              <w:t>&gt;= 93</w:t>
+            </w:r>
+          </w:p>
+        </w:tc>
+        <w:tc>
+          <w:tcPr>
+            <w:tcW w:type="dxa" w:w="2880"/>
+          </w:tcPr>
+          <w:p>
+            <w:r>
+              <w:t>%</w:t>
+            </w:r>
+          </w:p>
+        </w:tc>
+      </w:tr>
+      <w:tr>
+        <w:tc>
+          <w:tcPr>
+            <w:tcW w:type="dxa" w:w="2880"/>
+          </w:tcPr>
+          <w:p>
+            <w:r>
+              <w:t>OCV after damp heat and 7 day rest</w:t>
+            </w:r>
+          </w:p>
+        </w:tc>
+        <w:tc>
+          <w:tcPr>
+            <w:tcW w:type="dxa" w:w="2880"/>
+          </w:tcPr>
+          <w:p>
+            <w:r>
+              <w:t>&gt;= 3.75</w:t>
+            </w:r>
+          </w:p>
+        </w:tc>
+        <w:tc>
+          <w:tcPr>
+            <w:tcW w:type="dxa" w:w="2880"/>
+          </w:tcPr>
+          <w:p>
+            <w:r>
+              <w:t>V</w:t>
+            </w:r>
+          </w:p>
+        </w:tc>
+      </w:tr>
+      <w:tr>
+        <w:tc>
+          <w:tcPr>
+            <w:tcW w:type="dxa" w:w="2880"/>
+          </w:tcPr>
+          <w:p>
+            <w:r>
+              <w:t>Voltage drop after thermal shock (2 h)</w:t>
+            </w:r>
+          </w:p>
+        </w:tc>
+        <w:tc>
+          <w:tcPr>
+            <w:tcW w:type="dxa" w:w="2880"/>
+          </w:tcPr>
+          <w:p>
+            <w:r>
+              <w:t>&lt;= 0.025</w:t>
+            </w:r>
+          </w:p>
+        </w:tc>
+        <w:tc>
+          <w:tcPr>
+            <w:tcW w:type="dxa" w:w="2880"/>
+          </w:tcPr>
+          <w:p>
+            <w:r>
+              <w:t>V</w:t>
+            </w:r>
+          </w:p>
+        </w:tc>
+      </w:tr>
+      <w:tr>
+        <w:tc>
+          <w:tcPr>
+            <w:tcW w:type="dxa" w:w="2880"/>
+          </w:tcPr>
+          <w:p>
+            <w:r>
+              <w:t>Voltage drop after thermal shock (24 h)</w:t>
+            </w:r>
+          </w:p>
+        </w:tc>
+        <w:tc>
+          <w:tcPr>
+            <w:tcW w:type="dxa" w:w="2880"/>
+          </w:tcPr>
+          <w:p>
+            <w:r>
+              <w:t>&lt;= 0.030</w:t>
+            </w:r>
+          </w:p>
+        </w:tc>
+        <w:tc>
+          <w:tcPr>
+            <w:tcW w:type="dxa" w:w="2880"/>
+          </w:tcPr>
+          <w:p>
+            <w:r>
+              <w:t>V</w:t>
+            </w:r>
+          </w:p>
+        </w:tc>
+      </w:tr>
+      <w:tr>
+        <w:tc>
+          <w:tcPr>
+            <w:tcW w:type="dxa" w:w="2880"/>
+          </w:tcPr>
+          <w:p>
+            <w:r>
+              <w:t>Resistance rise after thermal shock</w:t>
+            </w:r>
+          </w:p>
+        </w:tc>
+        <w:tc>
+          <w:tcPr>
+            <w:tcW w:type="dxa" w:w="2880"/>
+          </w:tcPr>
+          <w:p>
+            <w:r>
+              <w:t>&lt;= 20</w:t>
+            </w:r>
+          </w:p>
+        </w:tc>
+        <w:tc>
+          <w:tcPr>
+            <w:tcW w:type="dxa" w:w="2880"/>
+          </w:tcPr>
+          <w:p>
+            <w:r>
+              <w:t>%</w:t>
+            </w:r>
+          </w:p>
+        </w:tc>
+      </w:tr>
+      <w:tr>
+        <w:tc>
+          <w:tcPr>
+            <w:tcW w:type="dxa" w:w="2880"/>
+          </w:tcPr>
+          <w:p>
+            <w:r>
+              <w:t>Thickness increase after thermal shock (immediate)</w:t>
+            </w:r>
+          </w:p>
+        </w:tc>
+        <w:tc>
+          <w:tcPr>
+            <w:tcW w:type="dxa" w:w="2880"/>
+          </w:tcPr>
+          <w:p>
+            <w:r>
+              <w:t>&lt;= 8</w:t>
+            </w:r>
+          </w:p>
+        </w:tc>
+        <w:tc>
+          <w:tcPr>
+            <w:tcW w:type="dxa" w:w="2880"/>
+          </w:tcPr>
+          <w:p>
+            <w:r>
+              <w:t>%</w:t>
+            </w:r>
+          </w:p>
+        </w:tc>
+      </w:tr>
+      <w:tr>
+        <w:tc>
+          <w:tcPr>
+            <w:tcW w:type="dxa" w:w="2880"/>
+          </w:tcPr>
+          <w:p>
+            <w:r>
+              <w:t>Appearance after thermal shock</w:t>
+            </w:r>
+          </w:p>
+        </w:tc>
+        <w:tc>
+          <w:tcPr>
+            <w:tcW w:type="dxa" w:w="2880"/>
+          </w:tcPr>
+          <w:p>
+            <w:r>
+              <w:t>No swelling, leakage or discoloration</w:t>
+            </w:r>
+          </w:p>
+        </w:tc>
+        <w:tc>
+          <w:tcPr>
+            <w:tcW w:type="dxa" w:w="2880"/>
+          </w:tcPr>
+          <w:p>
+            <w:r>
+              <w:t>-</w:t>
+            </w:r>
+          </w:p>
+        </w:tc>
+      </w:tr>
+      <w:tr>
+        <w:tc>
+          <w:tcPr>
+            <w:tcW w:type="dxa" w:w="2880"/>
+          </w:tcPr>
+          <w:p>
+            <w:r>
+              <w:t>Capacity after thermal shock (0.2C)</w:t>
+            </w:r>
+          </w:p>
+        </w:tc>
+        <w:tc>
+          <w:tcPr>
+            <w:tcW w:type="dxa" w:w="2880"/>
+          </w:tcPr>
+          <w:p>
+            <w:r>
+              <w:t>&gt;= 93</w:t>
+            </w:r>
+          </w:p>
+        </w:tc>
+        <w:tc>
+          <w:tcPr>
+            <w:tcW w:type="dxa" w:w="2880"/>
+          </w:tcPr>
+          <w:p>
+            <w:r>
+              <w:t>%</w:t>
+            </w:r>
+          </w:p>
+        </w:tc>
+      </w:tr>
+      <w:tr>
+        <w:tc>
+          <w:tcPr>
+            <w:tcW w:type="dxa" w:w="2880"/>
+          </w:tcPr>
+          <w:p>
+            <w:r>
+              <w:t>OCV after thermal shock and 7 day rest</w:t>
+            </w:r>
+          </w:p>
+        </w:tc>
+        <w:tc>
+          <w:tcPr>
+            <w:tcW w:type="dxa" w:w="2880"/>
+          </w:tcPr>
+          <w:p>
+            <w:r>
+              <w:t>&gt;= 3.72</w:t>
+            </w:r>
+          </w:p>
+        </w:tc>
+        <w:tc>
+          <w:tcPr>
+            <w:tcW w:type="dxa" w:w="2880"/>
+          </w:tcPr>
+          <w:p>
+            <w:r>
+              <w:t>V</w:t>
+            </w:r>
+          </w:p>
+        </w:tc>
+      </w:tr>
+      <w:tr>
+        <w:tc>
+          <w:tcPr>
+            <w:tcW w:type="dxa" w:w="2880"/>
+          </w:tcPr>
+          <w:p>
+            <w:r>
+              <w:t>Resistance rise in high temperature operation (2 h)</w:t>
+            </w:r>
+          </w:p>
+        </w:tc>
+        <w:tc>
+          <w:tcPr>
+            <w:tcW w:type="dxa" w:w="2880"/>
+          </w:tcPr>
+          <w:p>
+            <w:r>
+              <w:t>&lt;= 18</w:t>
+            </w:r>
+          </w:p>
+        </w:tc>
+        <w:tc>
+          <w:tcPr>
+            <w:tcW w:type="dxa" w:w="2880"/>
+          </w:tcPr>
+          <w:p>
+            <w:r>
+              <w:t>%</w:t>
+            </w:r>
+          </w:p>
+        </w:tc>
+      </w:tr>
+      <w:tr>
+        <w:tc>
+          <w:tcPr>
+            <w:tcW w:type="dxa" w:w="2880"/>
+          </w:tcPr>
+          <w:p>
+            <w:r>
+              <w:t>Thickness increase in high temperature operation (2 h)</w:t>
+            </w:r>
+          </w:p>
+        </w:tc>
+        <w:tc>
+          <w:tcPr>
+            <w:tcW w:type="dxa" w:w="2880"/>
+          </w:tcPr>
+          <w:p>
+            <w:r>
+              <w:t>&lt;= 0.30</w:t>
+            </w:r>
+          </w:p>
+        </w:tc>
+        <w:tc>
+          <w:tcPr>
+            <w:tcW w:type="dxa" w:w="2880"/>
+          </w:tcPr>
+          <w:p>
+            <w:r>
+              <w:t>mm</w:t>
+            </w:r>
+          </w:p>
+        </w:tc>
+      </w:tr>
+      <w:tr>
+        <w:tc>
+          <w:tcPr>
+            <w:tcW w:type="dxa" w:w="2880"/>
+          </w:tcPr>
+          <w:p>
+            <w:r>
+              <w:t>Capacity after high temperature operation (0.2C)</w:t>
+            </w:r>
+          </w:p>
+        </w:tc>
+        <w:tc>
+          <w:tcPr>
+            <w:tcW w:type="dxa" w:w="2880"/>
+          </w:tcPr>
+          <w:p>
+            <w:r>
+              <w:t>&gt;= 94</w:t>
+            </w:r>
+          </w:p>
+        </w:tc>
+        <w:tc>
+          <w:tcPr>
+            <w:tcW w:type="dxa" w:w="2880"/>
+          </w:tcPr>
+          <w:p>
+            <w:r>
+              <w:t>%</w:t>
+            </w:r>
+          </w:p>
+        </w:tc>
+      </w:tr>
+      <w:tr>
+        <w:tc>
+          <w:tcPr>
+            <w:tcW w:type="dxa" w:w="2880"/>
+          </w:tcPr>
+          <w:p>
+            <w:r>
+              <w:t>Capacity after high temperature operation (1.0C)</w:t>
+            </w:r>
+          </w:p>
+        </w:tc>
+        <w:tc>
+          <w:tcPr>
+            <w:tcW w:type="dxa" w:w="2880"/>
+          </w:tcPr>
+          <w:p>
+            <w:r>
+              <w:t>&gt;= 90</w:t>
+            </w:r>
+          </w:p>
+        </w:tc>
+        <w:tc>
+          <w:tcPr>
+            <w:tcW w:type="dxa" w:w="2880"/>
+          </w:tcPr>
+          <w:p>
+            <w:r>
+              <w:t>%</w:t>
+            </w:r>
+          </w:p>
+        </w:tc>
+      </w:tr>
+    </w:tbl>
+    <w:p>
+      <w:pPr>
+        <w:pStyle w:val="Heading2"/>
+      </w:pPr>
+      <w:r>
+        <w:t>9. Storage Characteristics</w:t>
+      </w:r>
+    </w:p>
+    <w:p>
+      <w:r>
+        <w:t>After 28 days of storage at room temperature in the fully charged state, the residual capacity shall be 90 % or more of the initial capacity.</w:t>
+      </w:r>
+    </w:p>
+    <w:p>
+      <w:r>
+        <w:t>After recharging, the recovered capacity shall be 95 % or more of the initial capacity.</w:t>
+      </w:r>
+    </w:p>
+    <w:tbl>
+      <w:tblPr>
+        <w:tblStyle w:val="TableGrid"/>
+        <w:tblW w:type="auto" w:w="0"/>
+        <w:tblLook w:firstColumn="1" w:firstRow="1" w:lastColumn="0" w:lastRow="0" w:noHBand="0" w:noVBand="1" w:val="04A0"/>
+      </w:tblPr>
+      <w:tblGrid>
+        <w:gridCol w:w="2880"/>
+        <w:gridCol w:w="2880"/>
+        <w:gridCol w:w="2880"/>
+      </w:tblGrid>
+      <w:tr>
+        <w:tc>
+          <w:tcPr>
+            <w:tcW w:type="dxa" w:w="2880"/>
+          </w:tcPr>
+          <w:p>
+            <w:r>
+              <w:t>Storage condition</w:t>
+            </w:r>
+          </w:p>
+        </w:tc>
+        <w:tc>
+          <w:tcPr>
+            <w:tcW w:type="dxa" w:w="2880"/>
+          </w:tcPr>
+          <w:p>
+            <w:r>
+              <w:t>Residual capacity</w:t>
+            </w:r>
+          </w:p>
+        </w:tc>
+        <w:tc>
+          <w:tcPr>
+            <w:tcW w:type="dxa" w:w="2880"/>
+          </w:tcPr>
+          <w:p>
+            <w:r>
+              <w:t>Recovered capacity</w:t>
+            </w:r>
+          </w:p>
+        </w:tc>
+      </w:tr>
+      <w:tr>
+        <w:tc>
+          <w:tcPr>
+            <w:tcW w:type="dxa" w:w="2880"/>
+          </w:tcPr>
+          <w:p>
+            <w:r>
+              <w:t>12 months, room temperature</w:t>
+            </w:r>
+          </w:p>
+        </w:tc>
+        <w:tc>
+          <w:tcPr>
+            <w:tcW w:type="dxa" w:w="2880"/>
+          </w:tcPr>
+          <w:p>
+            <w:r>
+              <w:t>&gt;= 85 %</w:t>
+            </w:r>
+          </w:p>
+        </w:tc>
+        <w:tc>
+          <w:tcPr>
+            <w:tcW w:type="dxa" w:w="2880"/>
+          </w:tcPr>
+          <w:p>
+            <w:r>
+              <w:t>-</w:t>
+            </w:r>
+          </w:p>
+        </w:tc>
+      </w:tr>
+      <w:tr>
+        <w:tc>
+          <w:tcPr>
+            <w:tcW w:type="dxa" w:w="2880"/>
+          </w:tcPr>
+          <w:p>
+            <w:r>
+              <w:t>60 days, 45 °C</w:t>
+            </w:r>
+          </w:p>
+        </w:tc>
+        <w:tc>
+          <w:tcPr>
+            <w:tcW w:type="dxa" w:w="2880"/>
+          </w:tcPr>
+          <w:p>
+            <w:r>
+              <w:t>&gt;= 82 %</w:t>
+            </w:r>
+          </w:p>
+        </w:tc>
+        <w:tc>
+          <w:tcPr>
+            <w:tcW w:type="dxa" w:w="2880"/>
+          </w:tcPr>
+          <w:p>
+            <w:r>
+              <w:t>-</w:t>
+            </w:r>
+          </w:p>
+        </w:tc>
+      </w:tr>
+      <w:tr>
+        <w:tc>
+          <w:tcPr>
+            <w:tcW w:type="dxa" w:w="2880"/>
+          </w:tcPr>
+          <w:p>
+            <w:r>
+              <w:t>1 month, room temperature</w:t>
+            </w:r>
+          </w:p>
+        </w:tc>
+        <w:tc>
+          <w:tcPr>
+            <w:tcW w:type="dxa" w:w="2880"/>
+          </w:tcPr>
+          <w:p>
+            <w:r>
+              <w:t>-</w:t>
+            </w:r>
+          </w:p>
+        </w:tc>
+        <w:tc>
+          <w:tcPr>
+            <w:tcW w:type="dxa" w:w="2880"/>
+          </w:tcPr>
+          <w:p>
+            <w:r>
+              <w:t>&gt;= 97 %</w:t>
+            </w:r>
+          </w:p>
+        </w:tc>
+      </w:tr>
+      <w:tr>
+        <w:tc>
+          <w:tcPr>
+            <w:tcW w:type="dxa" w:w="2880"/>
+          </w:tcPr>
+          <w:p>
+            <w:r>
+              <w:t>2 months, room temperature</w:t>
+            </w:r>
+          </w:p>
+        </w:tc>
+        <w:tc>
+          <w:tcPr>
+            <w:tcW w:type="dxa" w:w="2880"/>
+          </w:tcPr>
+          <w:p>
+            <w:r>
+              <w:t>-</w:t>
+            </w:r>
+          </w:p>
+        </w:tc>
+        <w:tc>
+          <w:tcPr>
+            <w:tcW w:type="dxa" w:w="2880"/>
+          </w:tcPr>
+          <w:p>
+            <w:r>
+              <w:t>&gt;= 96 %</w:t>
+            </w:r>
+          </w:p>
+        </w:tc>
+      </w:tr>
+      <w:tr>
+        <w:tc>
+          <w:tcPr>
+            <w:tcW w:type="dxa" w:w="2880"/>
+          </w:tcPr>
+          <w:p>
+            <w:r>
+              <w:t>3 months, marine transport</w:t>
+            </w:r>
+          </w:p>
+        </w:tc>
+        <w:tc>
+          <w:tcPr>
+            <w:tcW w:type="dxa" w:w="2880"/>
+          </w:tcPr>
+          <w:p>
+            <w:r>
+              <w:t>&gt;= 94 %</w:t>
+            </w:r>
+          </w:p>
+        </w:tc>
+        <w:tc>
+          <w:tcPr>
+            <w:tcW w:type="dxa" w:w="2880"/>
+          </w:tcPr>
+          <w:p>
+            <w:r>
+              <w:t>-</w:t>
+            </w:r>
+          </w:p>
+        </w:tc>
+      </w:tr>
+      <w:tr>
+        <w:tc>
+          <w:tcPr>
+            <w:tcW w:type="dxa" w:w="2880"/>
+          </w:tcPr>
+          <w:p>
+            <w:r>
+              <w:t>12 months, marine transport</w:t>
+            </w:r>
+          </w:p>
+        </w:tc>
+        <w:tc>
+          <w:tcPr>
+            <w:tcW w:type="dxa" w:w="2880"/>
+          </w:tcPr>
+          <w:p>
+            <w:r>
+              <w:t>&gt;= 85 %</w:t>
+            </w:r>
+          </w:p>
+        </w:tc>
+        <w:tc>
+          <w:tcPr>
+            <w:tcW w:type="dxa" w:w="2880"/>
+          </w:tcPr>
+          <w:p>
+            <w:r>
+              <w:t>-</w:t>
+            </w:r>
+          </w:p>
+        </w:tc>
+      </w:tr>
+    </w:tbl>
+    <w:p>
+      <w:pPr>
+        <w:pStyle w:val="Heading2"/>
+      </w:pPr>
+      <w:r>
+        <w:t>10. Mass Production Inspection (ILT/PRT)</w:t>
+      </w:r>
+    </w:p>
+    <w:p>
+      <w:r>
+        <w:t>The following items are inspected on every production lot.</w:t>
+      </w:r>
+    </w:p>
+    <w:p>
+      <w:r>
+        <w:t>Open circuit voltage: 3.80 to 3.86 V (center 3.83 V)</w:t>
+      </w:r>
+    </w:p>
+    <w:p>
+      <w:r>
+        <w:t>IR deviation: 3 mOhm or less within a lot</w:t>
+      </w:r>
+    </w:p>
+    <w:p>
+      <w:r>
+        <w:t>Internal short: insulation resistance of 100 MOhm or more at 500 V</w:t>
+      </w:r>
+    </w:p>
+    <w:p>
+      <w:r>
+        <w:t>Swelling: 0.15 mm or less</w:t>
+      </w:r>
+    </w:p>
+    <w:p>
+      <w:pPr>
+        <w:pStyle w:val="Heading2"/>
+      </w:pPr>
+      <w:r>
+        <w:t>11. Notes</w:t>
+      </w:r>
+    </w:p>
+    <w:p>
+      <w:pPr>
+        <w:pStyle w:val="ListBullet"/>
+      </w:pPr>
+      <w:r>
+        <w:t>Under continuous charging at high temperature, the cell thickness shall not exceed 5.20.</w:t>
+      </w:r>
+    </w:p>
     <w:p>
       <w:r>
         <w:t>* Items not specified in this document shall be agreed upon separately.</w:t>
